--- a/analysis/Week_03/Test Scenario.docx
+++ b/analysis/Week_03/Test Scenario.docx
@@ -546,7 +546,13 @@
           </w:tcPr>
           <w:p>
             <w:r>
-              <w:t>Sale officer enters invalid departure date while register a new flight</w:t>
+              <w:t>Sale officer enters invalid departure</w:t>
+            </w:r>
+            <w:r>
+              <w:t>/arrival</w:t>
+            </w:r>
+            <w:r>
+              <w:t xml:space="preserve"> date while register a new flight</w:t>
             </w:r>
           </w:p>
         </w:tc>
@@ -807,6 +813,175 @@
                 <w:b/>
                 <w:bCs/>
               </w:rPr>
+              <w:t>Extensions</w:t>
+            </w:r>
+          </w:p>
+        </w:tc>
+        <w:tc>
+          <w:tcPr>
+            <w:tcW w:w="7285" w:type="dxa"/>
+          </w:tcPr>
+          <w:p/>
+        </w:tc>
+      </w:tr>
+    </w:tbl>
+    <w:p>
+      <w:pPr>
+        <w:rPr>
+          <w:b/>
+          <w:bCs/>
+        </w:rPr>
+      </w:pPr>
+    </w:p>
+    <w:tbl>
+      <w:tblPr>
+        <w:tblStyle w:val="TableGrid"/>
+        <w:tblW w:w="0" w:type="auto"/>
+        <w:tblLook w:val="04A0" w:firstRow="1" w:lastRow="0" w:firstColumn="1" w:lastColumn="0" w:noHBand="0" w:noVBand="1"/>
+      </w:tblPr>
+      <w:tblGrid>
+        <w:gridCol w:w="2065"/>
+        <w:gridCol w:w="7285"/>
+      </w:tblGrid>
+      <w:tr>
+        <w:tc>
+          <w:tcPr>
+            <w:tcW w:w="2065" w:type="dxa"/>
+          </w:tcPr>
+          <w:p>
+            <w:pPr>
+              <w:rPr>
+                <w:b/>
+                <w:bCs/>
+              </w:rPr>
+            </w:pPr>
+            <w:r>
+              <w:rPr>
+                <w:b/>
+                <w:bCs/>
+              </w:rPr>
+              <w:t>Name</w:t>
+            </w:r>
+          </w:p>
+        </w:tc>
+        <w:tc>
+          <w:tcPr>
+            <w:tcW w:w="7285" w:type="dxa"/>
+          </w:tcPr>
+          <w:p>
+            <w:r>
+              <w:t>Sale officer enters invalid price for the flight</w:t>
+            </w:r>
+          </w:p>
+        </w:tc>
+      </w:tr>
+      <w:tr>
+        <w:tc>
+          <w:tcPr>
+            <w:tcW w:w="2065" w:type="dxa"/>
+          </w:tcPr>
+          <w:p>
+            <w:pPr>
+              <w:rPr>
+                <w:b/>
+                <w:bCs/>
+              </w:rPr>
+            </w:pPr>
+            <w:r>
+              <w:rPr>
+                <w:b/>
+                <w:bCs/>
+              </w:rPr>
+              <w:t>Scenario</w:t>
+            </w:r>
+          </w:p>
+        </w:tc>
+        <w:tc>
+          <w:tcPr>
+            <w:tcW w:w="7285" w:type="dxa"/>
+          </w:tcPr>
+          <w:p>
+            <w:r>
+              <w:t>1. User chooses to register new flight</w:t>
+            </w:r>
+          </w:p>
+          <w:p>
+            <w:r>
+              <w:t>2. System asks the users to enter the new flight information</w:t>
+            </w:r>
+          </w:p>
+          <w:p>
+            <w:r>
+              <w:t xml:space="preserve">3. User enters </w:t>
+            </w:r>
+            <w:r>
+              <w:t>-300.00</w:t>
+            </w:r>
+            <w:r>
+              <w:t xml:space="preserve"> for </w:t>
+            </w:r>
+            <w:r>
+              <w:t>the flight price</w:t>
+            </w:r>
+          </w:p>
+        </w:tc>
+      </w:tr>
+      <w:tr>
+        <w:tc>
+          <w:tcPr>
+            <w:tcW w:w="2065" w:type="dxa"/>
+          </w:tcPr>
+          <w:p>
+            <w:pPr>
+              <w:rPr>
+                <w:b/>
+                <w:bCs/>
+              </w:rPr>
+            </w:pPr>
+            <w:r>
+              <w:rPr>
+                <w:b/>
+                <w:bCs/>
+              </w:rPr>
+              <w:t>Result</w:t>
+            </w:r>
+          </w:p>
+        </w:tc>
+        <w:tc>
+          <w:tcPr>
+            <w:tcW w:w="7285" w:type="dxa"/>
+          </w:tcPr>
+          <w:p>
+            <w:r>
+              <w:t xml:space="preserve">System indicates that the </w:t>
+            </w:r>
+            <w:r>
+              <w:t>price of the flight</w:t>
+            </w:r>
+            <w:r>
+              <w:t xml:space="preserve"> is invalid</w:t>
+            </w:r>
+          </w:p>
+        </w:tc>
+      </w:tr>
+      <w:tr>
+        <w:tc>
+          <w:tcPr>
+            <w:tcW w:w="2065" w:type="dxa"/>
+          </w:tcPr>
+          <w:p>
+            <w:pPr>
+              <w:rPr>
+                <w:b/>
+                <w:bCs/>
+              </w:rPr>
+            </w:pPr>
+            <w:r>
+              <w:rPr>
+                <w:b/>
+                <w:bCs/>
+              </w:rPr>
+              <w:lastRenderedPageBreak/>
               <w:t>Extensions</w:t>
             </w:r>
           </w:p>
